--- a/отчёты/Задание 14 Массивы, HashMap, RecyclerView.docx
+++ b/отчёты/Задание 14 Массивы, HashMap, RecyclerView.docx
@@ -24,7 +24,8 @@
     </w:p>
     <w:p>
       <w:pPr>
-        <w:spacing w:after="80"/>
+        <w:keepNext w:val="false"/>
+        <w:spacing w:after="80" w:before="0"/>
         <w:ind w:firstLine="709"/>
         <w:jc w:val="both"/>
       </w:pPr>
@@ -142,7 +143,8 @@
     </w:p>
     <w:p>
       <w:pPr>
-        <w:spacing w:after="80"/>
+        <w:keepNext w:val="false"/>
+        <w:spacing w:after="80" w:before="0"/>
         <w:ind w:firstLine="709"/>
         <w:jc w:val="both"/>
       </w:pPr>
@@ -192,7 +194,8 @@
     </w:p>
     <w:p>
       <w:pPr>
-        <w:spacing w:after="80"/>
+        <w:keepNext w:val="false"/>
+        <w:spacing w:after="80" w:before="0"/>
         <w:ind w:firstLine="709"/>
         <w:jc w:val="both"/>
       </w:pPr>
@@ -228,7 +231,7 @@
           <w:right w:val="single" w:color="BFBFBF" w:sz="4" w:space="4"/>
         </w:pBdr>
         <w:shd w:fill="F4F4F4" w:color="auto" w:val="clear"/>
-        <w:spacing w:after="0" w:before="60" w:line="240"/>
+        <w:spacing w:after="0" w:before="60" w:line="240" w:lineRule="auto"/>
         <w:ind w:left="113" w:right="113"/>
       </w:pPr>
       <w:r>
@@ -250,7 +253,7 @@
           <w:right w:val="single" w:color="BFBFBF" w:sz="4" w:space="4"/>
         </w:pBdr>
         <w:shd w:fill="F4F4F4" w:color="auto" w:val="clear"/>
-        <w:spacing w:after="0" w:before="0" w:line="240"/>
+        <w:spacing w:after="0" w:before="0" w:line="240" w:lineRule="auto"/>
         <w:ind w:left="113" w:right="113"/>
       </w:pPr>
       <w:r>
@@ -272,7 +275,7 @@
           <w:right w:val="single" w:color="BFBFBF" w:sz="4" w:space="4"/>
         </w:pBdr>
         <w:shd w:fill="F4F4F4" w:color="auto" w:val="clear"/>
-        <w:spacing w:after="0" w:before="0" w:line="240"/>
+        <w:spacing w:after="0" w:before="0" w:line="240" w:lineRule="auto"/>
         <w:ind w:left="113" w:right="113"/>
       </w:pPr>
       <w:r>
@@ -294,7 +297,7 @@
           <w:right w:val="single" w:color="BFBFBF" w:sz="4" w:space="4"/>
         </w:pBdr>
         <w:shd w:fill="F4F4F4" w:color="auto" w:val="clear"/>
-        <w:spacing w:after="0" w:before="0" w:line="240"/>
+        <w:spacing w:after="0" w:before="0" w:line="240" w:lineRule="auto"/>
         <w:ind w:left="113" w:right="113"/>
       </w:pPr>
       <w:r>
@@ -316,7 +319,7 @@
           <w:right w:val="single" w:color="BFBFBF" w:sz="4" w:space="4"/>
         </w:pBdr>
         <w:shd w:fill="F4F4F4" w:color="auto" w:val="clear"/>
-        <w:spacing w:after="0" w:before="0" w:line="240"/>
+        <w:spacing w:after="0" w:before="0" w:line="240" w:lineRule="auto"/>
         <w:ind w:left="113" w:right="113"/>
       </w:pPr>
       <w:r>
@@ -338,7 +341,7 @@
           <w:right w:val="single" w:color="BFBFBF" w:sz="4" w:space="4"/>
         </w:pBdr>
         <w:shd w:fill="F4F4F4" w:color="auto" w:val="clear"/>
-        <w:spacing w:after="0" w:before="0" w:line="240"/>
+        <w:spacing w:after="0" w:before="0" w:line="240" w:lineRule="auto"/>
         <w:ind w:left="113" w:right="113"/>
       </w:pPr>
       <w:r>
@@ -360,7 +363,7 @@
           <w:right w:val="single" w:color="BFBFBF" w:sz="4" w:space="4"/>
         </w:pBdr>
         <w:shd w:fill="F4F4F4" w:color="auto" w:val="clear"/>
-        <w:spacing w:after="0" w:before="0" w:line="240"/>
+        <w:spacing w:after="0" w:before="0" w:line="240" w:lineRule="auto"/>
         <w:ind w:left="113" w:right="113"/>
       </w:pPr>
       <w:r>
@@ -382,7 +385,7 @@
           <w:right w:val="single" w:color="BFBFBF" w:sz="4" w:space="4"/>
         </w:pBdr>
         <w:shd w:fill="F4F4F4" w:color="auto" w:val="clear"/>
-        <w:spacing w:after="160" w:before="0" w:line="240"/>
+        <w:spacing w:after="160" w:before="0" w:line="240" w:lineRule="auto"/>
         <w:ind w:left="113" w:right="113"/>
       </w:pPr>
       <w:r>
@@ -396,7 +399,8 @@
     </w:p>
     <w:p>
       <w:pPr>
-        <w:spacing w:after="80"/>
+        <w:keepNext w:val="false"/>
+        <w:spacing w:after="80" w:before="0"/>
         <w:ind w:firstLine="709"/>
         <w:jc w:val="both"/>
       </w:pPr>
@@ -449,7 +453,8 @@
     </w:p>
     <w:p>
       <w:pPr>
-        <w:spacing w:after="80"/>
+        <w:keepNext w:val="false"/>
+        <w:spacing w:after="80" w:before="0"/>
         <w:ind w:firstLine="709"/>
         <w:jc w:val="both"/>
       </w:pPr>
@@ -540,7 +545,7 @@
           <w:right w:val="single" w:color="BFBFBF" w:sz="4" w:space="4"/>
         </w:pBdr>
         <w:shd w:fill="F4F4F4" w:color="auto" w:val="clear"/>
-        <w:spacing w:after="0" w:before="60" w:line="240"/>
+        <w:spacing w:after="0" w:before="60" w:line="240" w:lineRule="auto"/>
         <w:ind w:left="113" w:right="113"/>
       </w:pPr>
       <w:r>
@@ -562,7 +567,7 @@
           <w:right w:val="single" w:color="BFBFBF" w:sz="4" w:space="4"/>
         </w:pBdr>
         <w:shd w:fill="F4F4F4" w:color="auto" w:val="clear"/>
-        <w:spacing w:after="0" w:before="0" w:line="240"/>
+        <w:spacing w:after="0" w:before="0" w:line="240" w:lineRule="auto"/>
         <w:ind w:left="113" w:right="113"/>
       </w:pPr>
       <w:r>
@@ -584,7 +589,7 @@
           <w:right w:val="single" w:color="BFBFBF" w:sz="4" w:space="4"/>
         </w:pBdr>
         <w:shd w:fill="F4F4F4" w:color="auto" w:val="clear"/>
-        <w:spacing w:after="0" w:before="0" w:line="240"/>
+        <w:spacing w:after="0" w:before="0" w:line="240" w:lineRule="auto"/>
         <w:ind w:left="113" w:right="113"/>
       </w:pPr>
       <w:r>
@@ -606,7 +611,7 @@
           <w:right w:val="single" w:color="BFBFBF" w:sz="4" w:space="4"/>
         </w:pBdr>
         <w:shd w:fill="F4F4F4" w:color="auto" w:val="clear"/>
-        <w:spacing w:after="0" w:before="0" w:line="240"/>
+        <w:spacing w:after="0" w:before="0" w:line="240" w:lineRule="auto"/>
         <w:ind w:left="113" w:right="113"/>
       </w:pPr>
       <w:r>
@@ -628,7 +633,7 @@
           <w:right w:val="single" w:color="BFBFBF" w:sz="4" w:space="4"/>
         </w:pBdr>
         <w:shd w:fill="F4F4F4" w:color="auto" w:val="clear"/>
-        <w:spacing w:after="0" w:before="0" w:line="240"/>
+        <w:spacing w:after="0" w:before="0" w:line="240" w:lineRule="auto"/>
         <w:ind w:left="113" w:right="113"/>
       </w:pPr>
       <w:r>
@@ -650,7 +655,7 @@
           <w:right w:val="single" w:color="BFBFBF" w:sz="4" w:space="4"/>
         </w:pBdr>
         <w:shd w:fill="F4F4F4" w:color="auto" w:val="clear"/>
-        <w:spacing w:after="160" w:before="0" w:line="240"/>
+        <w:spacing w:after="160" w:before="0" w:line="240" w:lineRule="auto"/>
         <w:ind w:left="113" w:right="113"/>
       </w:pPr>
       <w:r>
@@ -672,7 +677,7 @@
           <w:right w:val="single" w:color="A9C4A0" w:sz="4" w:space="4"/>
         </w:pBdr>
         <w:shd w:fill="F1F7EE" w:color="auto" w:val="clear"/>
-        <w:spacing w:after="0" w:before="60" w:line="240"/>
+        <w:spacing w:after="0" w:before="60" w:line="240" w:lineRule="auto"/>
         <w:ind w:left="113" w:right="113"/>
       </w:pPr>
       <w:r>
@@ -694,7 +699,7 @@
           <w:right w:val="single" w:color="A9C4A0" w:sz="4" w:space="4"/>
         </w:pBdr>
         <w:shd w:fill="F1F7EE" w:color="auto" w:val="clear"/>
-        <w:spacing w:after="0" w:before="0" w:line="240"/>
+        <w:spacing w:after="0" w:before="0" w:line="240" w:lineRule="auto"/>
         <w:ind w:left="113" w:right="113"/>
       </w:pPr>
       <w:r>
@@ -716,7 +721,7 @@
           <w:right w:val="single" w:color="A9C4A0" w:sz="4" w:space="4"/>
         </w:pBdr>
         <w:shd w:fill="F1F7EE" w:color="auto" w:val="clear"/>
-        <w:spacing w:after="0" w:before="0" w:line="240"/>
+        <w:spacing w:after="0" w:before="0" w:line="240" w:lineRule="auto"/>
         <w:ind w:left="113" w:right="113"/>
       </w:pPr>
       <w:r>
@@ -738,7 +743,7 @@
           <w:right w:val="single" w:color="A9C4A0" w:sz="4" w:space="4"/>
         </w:pBdr>
         <w:shd w:fill="F1F7EE" w:color="auto" w:val="clear"/>
-        <w:spacing w:after="160" w:before="0" w:line="240"/>
+        <w:spacing w:after="160" w:before="0" w:line="240" w:lineRule="auto"/>
         <w:ind w:left="113" w:right="113"/>
       </w:pPr>
       <w:r>
@@ -762,7 +767,8 @@
     </w:p>
     <w:p>
       <w:pPr>
-        <w:spacing w:after="80"/>
+        <w:keepNext w:val="false"/>
+        <w:spacing w:after="80" w:before="0"/>
         <w:ind w:firstLine="709"/>
         <w:jc w:val="both"/>
       </w:pPr>
@@ -793,7 +799,8 @@
     </w:p>
     <w:p>
       <w:pPr>
-        <w:spacing w:after="80"/>
+        <w:keepNext w:val="false"/>
+        <w:spacing w:after="80" w:before="0"/>
         <w:ind w:firstLine="709"/>
         <w:jc w:val="both"/>
       </w:pPr>
@@ -901,7 +908,8 @@
     </w:p>
     <w:p>
       <w:pPr>
-        <w:spacing w:after="80"/>
+        <w:keepNext w:val="false"/>
+        <w:spacing w:after="80" w:before="0"/>
         <w:ind w:firstLine="709"/>
         <w:jc w:val="both"/>
       </w:pPr>
@@ -949,7 +957,8 @@
     </w:p>
     <w:p>
       <w:pPr>
-        <w:spacing w:after="80"/>
+        <w:keepNext w:val="false"/>
+        <w:spacing w:after="80" w:before="0"/>
         <w:ind w:firstLine="709"/>
         <w:jc w:val="both"/>
       </w:pPr>
@@ -1069,7 +1078,8 @@
     </w:p>
     <w:p>
       <w:pPr>
-        <w:spacing w:after="80"/>
+        <w:keepNext w:val="false"/>
+        <w:spacing w:after="80" w:before="0"/>
         <w:ind w:firstLine="709"/>
         <w:jc w:val="both"/>
       </w:pPr>
@@ -1108,7 +1118,7 @@
           <w:right w:val="single" w:color="BFBFBF" w:sz="4" w:space="4"/>
         </w:pBdr>
         <w:shd w:fill="F4F4F4" w:color="auto" w:val="clear"/>
-        <w:spacing w:after="0" w:before="60" w:line="240"/>
+        <w:spacing w:after="0" w:before="60" w:line="240" w:lineRule="auto"/>
         <w:ind w:left="113" w:right="113"/>
       </w:pPr>
       <w:r>
@@ -1130,7 +1140,7 @@
           <w:right w:val="single" w:color="BFBFBF" w:sz="4" w:space="4"/>
         </w:pBdr>
         <w:shd w:fill="F4F4F4" w:color="auto" w:val="clear"/>
-        <w:spacing w:after="0" w:before="0" w:line="240"/>
+        <w:spacing w:after="0" w:before="0" w:line="240" w:lineRule="auto"/>
         <w:ind w:left="113" w:right="113"/>
       </w:pPr>
       <w:r>
@@ -1152,7 +1162,7 @@
           <w:right w:val="single" w:color="BFBFBF" w:sz="4" w:space="4"/>
         </w:pBdr>
         <w:shd w:fill="F4F4F4" w:color="auto" w:val="clear"/>
-        <w:spacing w:after="0" w:before="0" w:line="240"/>
+        <w:spacing w:after="0" w:before="0" w:line="240" w:lineRule="auto"/>
         <w:ind w:left="113" w:right="113"/>
       </w:pPr>
       <w:r>
@@ -1174,7 +1184,7 @@
           <w:right w:val="single" w:color="BFBFBF" w:sz="4" w:space="4"/>
         </w:pBdr>
         <w:shd w:fill="F4F4F4" w:color="auto" w:val="clear"/>
-        <w:spacing w:after="0" w:before="0" w:line="240"/>
+        <w:spacing w:after="0" w:before="0" w:line="240" w:lineRule="auto"/>
         <w:ind w:left="113" w:right="113"/>
       </w:pPr>
       <w:r>
@@ -1196,7 +1206,7 @@
           <w:right w:val="single" w:color="BFBFBF" w:sz="4" w:space="4"/>
         </w:pBdr>
         <w:shd w:fill="F4F4F4" w:color="auto" w:val="clear"/>
-        <w:spacing w:after="0" w:before="0" w:line="240"/>
+        <w:spacing w:after="0" w:before="0" w:line="240" w:lineRule="auto"/>
         <w:ind w:left="113" w:right="113"/>
       </w:pPr>
       <w:r>
@@ -1218,7 +1228,7 @@
           <w:right w:val="single" w:color="BFBFBF" w:sz="4" w:space="4"/>
         </w:pBdr>
         <w:shd w:fill="F4F4F4" w:color="auto" w:val="clear"/>
-        <w:spacing w:after="0" w:before="0" w:line="240"/>
+        <w:spacing w:after="0" w:before="0" w:line="240" w:lineRule="auto"/>
         <w:ind w:left="113" w:right="113"/>
       </w:pPr>
       <w:r>
@@ -1240,7 +1250,7 @@
           <w:right w:val="single" w:color="BFBFBF" w:sz="4" w:space="4"/>
         </w:pBdr>
         <w:shd w:fill="F4F4F4" w:color="auto" w:val="clear"/>
-        <w:spacing w:after="0" w:before="0" w:line="240"/>
+        <w:spacing w:after="0" w:before="0" w:line="240" w:lineRule="auto"/>
         <w:ind w:left="113" w:right="113"/>
       </w:pPr>
       <w:r>
@@ -1262,7 +1272,7 @@
           <w:right w:val="single" w:color="BFBFBF" w:sz="4" w:space="4"/>
         </w:pBdr>
         <w:shd w:fill="F4F4F4" w:color="auto" w:val="clear"/>
-        <w:spacing w:after="0" w:before="0" w:line="240"/>
+        <w:spacing w:after="0" w:before="0" w:line="240" w:lineRule="auto"/>
         <w:ind w:left="113" w:right="113"/>
       </w:pPr>
       <w:r>
@@ -1284,7 +1294,7 @@
           <w:right w:val="single" w:color="BFBFBF" w:sz="4" w:space="4"/>
         </w:pBdr>
         <w:shd w:fill="F4F4F4" w:color="auto" w:val="clear"/>
-        <w:spacing w:after="0" w:before="0" w:line="240"/>
+        <w:spacing w:after="0" w:before="0" w:line="240" w:lineRule="auto"/>
         <w:ind w:left="113" w:right="113"/>
       </w:pPr>
       <w:r>
@@ -1306,7 +1316,7 @@
           <w:right w:val="single" w:color="BFBFBF" w:sz="4" w:space="4"/>
         </w:pBdr>
         <w:shd w:fill="F4F4F4" w:color="auto" w:val="clear"/>
-        <w:spacing w:after="0" w:before="0" w:line="240"/>
+        <w:spacing w:after="0" w:before="0" w:line="240" w:lineRule="auto"/>
         <w:ind w:left="113" w:right="113"/>
       </w:pPr>
       <w:r>
@@ -1328,7 +1338,7 @@
           <w:right w:val="single" w:color="BFBFBF" w:sz="4" w:space="4"/>
         </w:pBdr>
         <w:shd w:fill="F4F4F4" w:color="auto" w:val="clear"/>
-        <w:spacing w:after="0" w:before="0" w:line="240"/>
+        <w:spacing w:after="0" w:before="0" w:line="240" w:lineRule="auto"/>
         <w:ind w:left="113" w:right="113"/>
       </w:pPr>
       <w:r>
@@ -1350,7 +1360,7 @@
           <w:right w:val="single" w:color="BFBFBF" w:sz="4" w:space="4"/>
         </w:pBdr>
         <w:shd w:fill="F4F4F4" w:color="auto" w:val="clear"/>
-        <w:spacing w:after="0" w:before="0" w:line="240"/>
+        <w:spacing w:after="0" w:before="0" w:line="240" w:lineRule="auto"/>
         <w:ind w:left="113" w:right="113"/>
       </w:pPr>
       <w:r>
@@ -1372,7 +1382,7 @@
           <w:right w:val="single" w:color="BFBFBF" w:sz="4" w:space="4"/>
         </w:pBdr>
         <w:shd w:fill="F4F4F4" w:color="auto" w:val="clear"/>
-        <w:spacing w:after="0" w:before="0" w:line="240"/>
+        <w:spacing w:after="0" w:before="0" w:line="240" w:lineRule="auto"/>
         <w:ind w:left="113" w:right="113"/>
       </w:pPr>
       <w:r>
@@ -1394,7 +1404,7 @@
           <w:right w:val="single" w:color="BFBFBF" w:sz="4" w:space="4"/>
         </w:pBdr>
         <w:shd w:fill="F4F4F4" w:color="auto" w:val="clear"/>
-        <w:spacing w:after="0" w:before="0" w:line="240"/>
+        <w:spacing w:after="0" w:before="0" w:line="240" w:lineRule="auto"/>
         <w:ind w:left="113" w:right="113"/>
       </w:pPr>
       <w:r>
@@ -1416,7 +1426,7 @@
           <w:right w:val="single" w:color="BFBFBF" w:sz="4" w:space="4"/>
         </w:pBdr>
         <w:shd w:fill="F4F4F4" w:color="auto" w:val="clear"/>
-        <w:spacing w:after="0" w:before="0" w:line="240"/>
+        <w:spacing w:after="0" w:before="0" w:line="240" w:lineRule="auto"/>
         <w:ind w:left="113" w:right="113"/>
       </w:pPr>
       <w:r>
@@ -1438,7 +1448,7 @@
           <w:right w:val="single" w:color="BFBFBF" w:sz="4" w:space="4"/>
         </w:pBdr>
         <w:shd w:fill="F4F4F4" w:color="auto" w:val="clear"/>
-        <w:spacing w:after="0" w:before="0" w:line="240"/>
+        <w:spacing w:after="0" w:before="0" w:line="240" w:lineRule="auto"/>
         <w:ind w:left="113" w:right="113"/>
       </w:pPr>
       <w:r>
@@ -1460,7 +1470,7 @@
           <w:right w:val="single" w:color="BFBFBF" w:sz="4" w:space="4"/>
         </w:pBdr>
         <w:shd w:fill="F4F4F4" w:color="auto" w:val="clear"/>
-        <w:spacing w:after="0" w:before="0" w:line="240"/>
+        <w:spacing w:after="0" w:before="0" w:line="240" w:lineRule="auto"/>
         <w:ind w:left="113" w:right="113"/>
       </w:pPr>
       <w:r>
@@ -1482,7 +1492,7 @@
           <w:right w:val="single" w:color="BFBFBF" w:sz="4" w:space="4"/>
         </w:pBdr>
         <w:shd w:fill="F4F4F4" w:color="auto" w:val="clear"/>
-        <w:spacing w:after="0" w:before="0" w:line="240"/>
+        <w:spacing w:after="0" w:before="0" w:line="240" w:lineRule="auto"/>
         <w:ind w:left="113" w:right="113"/>
       </w:pPr>
       <w:r>
@@ -1504,7 +1514,7 @@
           <w:right w:val="single" w:color="BFBFBF" w:sz="4" w:space="4"/>
         </w:pBdr>
         <w:shd w:fill="F4F4F4" w:color="auto" w:val="clear"/>
-        <w:spacing w:after="0" w:before="0" w:line="240"/>
+        <w:spacing w:after="0" w:before="0" w:line="240" w:lineRule="auto"/>
         <w:ind w:left="113" w:right="113"/>
       </w:pPr>
       <w:r>
@@ -1526,7 +1536,7 @@
           <w:right w:val="single" w:color="BFBFBF" w:sz="4" w:space="4"/>
         </w:pBdr>
         <w:shd w:fill="F4F4F4" w:color="auto" w:val="clear"/>
-        <w:spacing w:after="0" w:before="0" w:line="240"/>
+        <w:spacing w:after="0" w:before="0" w:line="240" w:lineRule="auto"/>
         <w:ind w:left="113" w:right="113"/>
       </w:pPr>
       <w:r>
@@ -1548,7 +1558,7 @@
           <w:right w:val="single" w:color="BFBFBF" w:sz="4" w:space="4"/>
         </w:pBdr>
         <w:shd w:fill="F4F4F4" w:color="auto" w:val="clear"/>
-        <w:spacing w:after="0" w:before="0" w:line="240"/>
+        <w:spacing w:after="0" w:before="0" w:line="240" w:lineRule="auto"/>
         <w:ind w:left="113" w:right="113"/>
       </w:pPr>
       <w:r>
@@ -1570,7 +1580,7 @@
           <w:right w:val="single" w:color="BFBFBF" w:sz="4" w:space="4"/>
         </w:pBdr>
         <w:shd w:fill="F4F4F4" w:color="auto" w:val="clear"/>
-        <w:spacing w:after="0" w:before="0" w:line="240"/>
+        <w:spacing w:after="0" w:before="0" w:line="240" w:lineRule="auto"/>
         <w:ind w:left="113" w:right="113"/>
       </w:pPr>
       <w:r>
@@ -1592,7 +1602,7 @@
           <w:right w:val="single" w:color="BFBFBF" w:sz="4" w:space="4"/>
         </w:pBdr>
         <w:shd w:fill="F4F4F4" w:color="auto" w:val="clear"/>
-        <w:spacing w:after="0" w:before="0" w:line="240"/>
+        <w:spacing w:after="0" w:before="0" w:line="240" w:lineRule="auto"/>
         <w:ind w:left="113" w:right="113"/>
       </w:pPr>
       <w:r>
@@ -1614,7 +1624,7 @@
           <w:right w:val="single" w:color="BFBFBF" w:sz="4" w:space="4"/>
         </w:pBdr>
         <w:shd w:fill="F4F4F4" w:color="auto" w:val="clear"/>
-        <w:spacing w:after="0" w:before="0" w:line="240"/>
+        <w:spacing w:after="0" w:before="0" w:line="240" w:lineRule="auto"/>
         <w:ind w:left="113" w:right="113"/>
       </w:pPr>
       <w:r>
@@ -1636,7 +1646,7 @@
           <w:right w:val="single" w:color="BFBFBF" w:sz="4" w:space="4"/>
         </w:pBdr>
         <w:shd w:fill="F4F4F4" w:color="auto" w:val="clear"/>
-        <w:spacing w:after="0" w:before="0" w:line="240"/>
+        <w:spacing w:after="0" w:before="0" w:line="240" w:lineRule="auto"/>
         <w:ind w:left="113" w:right="113"/>
       </w:pPr>
       <w:r>
@@ -1658,7 +1668,7 @@
           <w:right w:val="single" w:color="BFBFBF" w:sz="4" w:space="4"/>
         </w:pBdr>
         <w:shd w:fill="F4F4F4" w:color="auto" w:val="clear"/>
-        <w:spacing w:after="0" w:before="0" w:line="240"/>
+        <w:spacing w:after="0" w:before="0" w:line="240" w:lineRule="auto"/>
         <w:ind w:left="113" w:right="113"/>
       </w:pPr>
       <w:r>
@@ -1680,7 +1690,7 @@
           <w:right w:val="single" w:color="BFBFBF" w:sz="4" w:space="4"/>
         </w:pBdr>
         <w:shd w:fill="F4F4F4" w:color="auto" w:val="clear"/>
-        <w:spacing w:after="0" w:before="0" w:line="240"/>
+        <w:spacing w:after="0" w:before="0" w:line="240" w:lineRule="auto"/>
         <w:ind w:left="113" w:right="113"/>
       </w:pPr>
       <w:r>
@@ -1702,7 +1712,7 @@
           <w:right w:val="single" w:color="BFBFBF" w:sz="4" w:space="4"/>
         </w:pBdr>
         <w:shd w:fill="F4F4F4" w:color="auto" w:val="clear"/>
-        <w:spacing w:after="160" w:before="0" w:line="240"/>
+        <w:spacing w:after="160" w:before="0" w:line="240" w:lineRule="auto"/>
         <w:ind w:left="113" w:right="113"/>
       </w:pPr>
       <w:r>
@@ -1726,7 +1736,8 @@
     </w:p>
     <w:p>
       <w:pPr>
-        <w:spacing w:after="80"/>
+        <w:keepNext w:val="false"/>
+        <w:spacing w:after="80" w:before="0"/>
         <w:ind w:firstLine="709"/>
         <w:jc w:val="both"/>
       </w:pPr>
@@ -1753,7 +1764,8 @@
     </w:p>
     <w:p>
       <w:pPr>
-        <w:spacing w:after="80"/>
+        <w:keepNext w:val="false"/>
+        <w:spacing w:after="80" w:before="0"/>
         <w:ind w:firstLine="709"/>
         <w:jc w:val="both"/>
       </w:pPr>
@@ -2040,6 +2052,18 @@
     </w:lvl>
   </w:abstractNum>
   <w:abstractNum w:abstractNumId="3" w15:restartNumberingAfterBreak="0">
+    <w:multiLevelType w:val="hybridMultilevel"/>
+    <w:lvl w:ilvl="0" w15:tentative="1">
+      <w:start w:val="1"/>
+      <w:numFmt w:val="bullet"/>
+      <w:lvlText w:val="•"/>
+      <w:lvlJc w:val="left"/>
+      <w:pPr>
+        <w:ind w:left="1134" w:hanging="284"/>
+      </w:pPr>
+    </w:lvl>
+  </w:abstractNum>
+  <w:abstractNum w:abstractNumId="4" w15:restartNumberingAfterBreak="0">
     <w:multiLevelType w:val="hybridMultilevel"/>
     <w:lvl w:ilvl="0" w15:tentative="1">
       <w:start w:val="1"/>
